--- a/clinica-alma/대본/5부/10화_Javier_cobra.docx
+++ b/clinica-alma/대본/5부/10화_Javier_cobra.docx
@@ -1165,7 +1165,7 @@
         <w:t xml:space="preserve"> </w:t>
       </w:r>
       <w:r>
-        <w:t xml:space="preserve">- 등장인물: Paco Navarro, Macarena Navarro(파코의 딸, 회계 담당), Javier Montoya, Lorena Gil, Dr. Mateo Herrera, Marta Soler, Rocío Delgado, Pilar Ortega, Fernando Gil, (메시지) Minjae</w:t>
+        <w:t xml:space="preserve">- 등장인물: Paco Navarro, Macarena Navarro(파코의 딸, 회계 담당), Javier Montoya, Lorena Gil, Dr. Mateo Herrera, Marta Soler, Rocío Delgado, Pilar Romero, Fernando Gil, (메시지) Minjae</w:t>
       </w:r>
       <w:r>
         <w:t xml:space="preserve"> </w:t>

--- a/clinica-alma/대본/5부/10화_Javier_cobra.docx
+++ b/clinica-alma/대본/5부/10화_Javier_cobra.docx
@@ -1292,7 +1292,7 @@
           <w:bCs/>
           <w:b/>
         </w:rPr>
-        <w:t xml:space="preserve">최 상무</w:t>
+        <w:t xml:space="preserve">최 이사</w:t>
       </w:r>
       <w:r>
         <w:rPr>
@@ -4861,7 +4861,7 @@
         <w:pStyle w:val="BodyText"/>
       </w:pPr>
       <w:r>
-        <w:t xml:space="preserve">마테오: 민재한테 메시지 왔어. «받았습니다. 감사합니다. 최 상무님이 다 괜찮은지 물으십니다».</w:t>
+        <w:t xml:space="preserve">마테오: 민재한테 메시지 왔어. «받았습니다. 감사합니다. 최 이사님이 다 괜찮은지 물으십니다».</w:t>
       </w:r>
     </w:p>
     <w:p>
